--- a/reports/word/CopDem_Montenegro_Obstacle_Analysis.docx
+++ b/reports/word/CopDem_Montenegro_Obstacle_Analysis.docx
@@ -26,6 +26,46 @@
           <w:sz w:val="18"/>
         </w:rPr>
         <w:t>Scope, read before comparing to Austria: Montenegro's obstacle list is sourced from AIP ENR 5.4 (“Air Navigation Obstacles”), which by its own stated scope covers only permanent obstacles ≥328 FT (100 M) AGL — not a full national obstacle inventory like Austria's dataset. That's why n=51 here vs. ~1,932 for Austria: a real difference in what's measured, not a smaller country having proportionally fewer obstacles recorded. All obstacles here are either antennas or wind turbines — no towers, buildings, chimneys, cranes, etc., unlike Austria's broader mix. Vertical datum: EGM96 (SMATSA's own stated practical reference for sub-1m-accuracy conversions in AIP GEN 2.1 — Montenegro's true national datum, Trieste height/EPSG:5195, turned out to have no working PROJ transformation grid; see docs/montenegro.md for the full story).</w:t>
+      </w:r>
+    </w:p>
+    <w:p>
+      <w:pPr>
+        <w:pStyle w:val="Heading1"/>
+      </w:pPr>
+      <w:r>
+        <w:t>How the discrepancy is calculated</w:t>
+      </w:r>
+    </w:p>
+    <w:p>
+      <w:r>
+        <w:t>discrepancy = DEM value − obstacle base elevation, always in that order, always in metres, always on the EGM2008 vertical reference (Copernicus DEM's native geoid).</w:t>
+      </w:r>
+    </w:p>
+    <w:p>
+      <w:r>
+        <w:rPr>
+          <w:b/>
+        </w:rPr>
+        <w:t>Positive discrepancy</w:t>
+      </w:r>
+      <w:r>
+        <w:t xml:space="preserve"> → the DEM reads higher than the true ground at the obstacle's base. Plausible causes: CopDEM (a DSM) partly seeing the obstacle's own structure or nearby vegetation rather than bare ground, or a genuine DEM overestimate.</w:t>
+      </w:r>
+    </w:p>
+    <w:p>
+      <w:r>
+        <w:rPr>
+          <w:b/>
+        </w:rPr>
+        <w:t>Negative discrepancy</w:t>
+      </w:r>
+      <w:r>
+        <w:t xml:space="preserve"> → the DEM reads lower than the true ground. Plausible causes: a genuine DEM underestimate, local terrain the DEM smooths over, or occasionally an imprecise obstacle coordinate.</w:t>
+      </w:r>
+    </w:p>
+    <w:p>
+      <w:r>
+        <w:t>Two versions of this same subtraction are reported below: single-cell (the DEM's value at the obstacle's exact position, bilinear-interpolated) and 5×5-window median (the median DEM value across a 5×5-cell neighbourhood around the obstacle, ~150×150m at CopDEM's native resolution) — same subtraction, same sign convention, different way of sampling the DEM. See docs/output_fields.md for the full field reference.</w:t>
       </w:r>
     </w:p>
     <w:p>
@@ -193,7 +233,7 @@
               <w:rPr>
                 <w:sz w:val="18"/>
               </w:rPr>
-              <w:t>Single-cell error</w:t>
+              <w:t>Single-cell discrepancy</w:t>
             </w:r>
           </w:p>
         </w:tc>
@@ -312,7 +352,7 @@
               <w:rPr>
                 <w:sz w:val="18"/>
               </w:rPr>
-              <w:t>5×5-window median error</w:t>
+              <w:t>5×5-window median discrepancy</w:t>
             </w:r>
           </w:p>
         </w:tc>
@@ -428,7 +468,7 @@
         <w:pStyle w:val="Heading2"/>
       </w:pPr>
       <w:r>
-        <w:t>Single-cell error (m)</w:t>
+        <w:t>Single-cell discrepancy (m)</w:t>
       </w:r>
     </w:p>
     <w:p>
@@ -995,7 +1035,7 @@
         <w:pStyle w:val="Heading2"/>
       </w:pPr>
       <w:r>
-        <w:t>5×5-window median error (m)</w:t>
+        <w:t>5×5-window median discrepancy (m)</w:t>
       </w:r>
     </w:p>
     <w:p>
